--- a/Backend/Director_Disclosure/Output_Disclosures/2024-25/ADANI_GREEN_ENERGY_THIRTY_TWO_LIMITED/DIR-8/DIR8_Abhilash_Mehta_06860221.docx
+++ b/Backend/Director_Disclosure/Output_Disclosures/2024-25/ADANI_GREEN_ENERGY_THIRTY_TWO_LIMITED/DIR-8/DIR8_Abhilash_Mehta_06860221.docx
@@ -189,7 +189,7 @@
           <w:b w:val="0"/>
           <w:sz w:val="23"/>
         </w:rPr>
-        <w:t>I, ABHILASH MEHTA, son/daughter of Mr. {{FATHER_NAME}}, resident of Flat No. 703, Block No. I- 1, The Meadows, Adani Shantigram, S G Highway, Nr. Vaishnodevi Circle, Khodiyar, Ahmedabad - 382421, Gujarat, India hereby give notice that I am/was a Director in the following companies during the last three years:-</w:t>
+        <w:t>I, ABHILASH MEHTA, son/daughter of Mr. Late Shri Krishnakant Mehta, resident of Flat No. 703, Block No. I- 1, The Meadows, Adani Shantigram, S G Highway, Nr. Vaishnodevi Circle, Khodiyar, Ahmedabad - 382421, Gujarat, India hereby give notice that I am/was a Director in the following companies during the last three years:-</w:t>
       </w:r>
     </w:p>
     <w:p>
@@ -410,7 +410,7 @@
                 <w:b w:val="0"/>
                 <w:sz w:val="23"/>
               </w:rPr>
-              <w:t>ADANI RENEWABLE ENERGY FIFTY FOUR LIMITED</w:t>
+              <w:t>ADANI RENEWABLE ENERGY FIFTY TWO LIMITED</w:t>
             </w:r>
           </w:p>
         </w:tc>
@@ -480,7 +480,7 @@
                 <w:b w:val="0"/>
                 <w:sz w:val="23"/>
               </w:rPr>
-              <w:t>ADANI RENEWABLE ENERGY FIFTY TWO LIMITED</w:t>
+              <w:t>ADANI RENEWABLE ENERGY FIFTY FOUR LIMITED</w:t>
             </w:r>
           </w:p>
         </w:tc>
@@ -760,146 +760,6 @@
                 <w:b w:val="0"/>
                 <w:sz w:val="23"/>
               </w:rPr>
-              <w:t>ADANI NEW INDUSTRIES LIMITED</w:t>
-            </w:r>
-          </w:p>
-        </w:tc>
-        <w:tc>
-          <w:tcPr>
-            <w:tcW w:type="dxa" w:w="2610"/>
-          </w:tcPr>
-          <w:p>
-            <w:pPr>
-              <w:spacing w:after="0"/>
-              <w:jc w:val="center"/>
-            </w:pPr>
-            <w:r>
-              <w:rPr>
-                <w:rFonts w:ascii="Adani" w:hAnsi="Adani" w:eastAsia="Adani" w:cs="Adani"/>
-                <w:b w:val="0"/>
-                <w:sz w:val="23"/>
-              </w:rPr>
-              <w:t>07/06/2021</w:t>
-            </w:r>
-          </w:p>
-        </w:tc>
-        <w:tc>
-          <w:tcPr>
-            <w:tcW w:type="dxa" w:w="2250"/>
-          </w:tcPr>
-          <w:p>
-            <w:pPr>
-              <w:spacing w:after="0"/>
-              <w:jc w:val="center"/>
-            </w:pPr>
-          </w:p>
-        </w:tc>
-      </w:tr>
-      <w:tr>
-        <w:tc>
-          <w:tcPr>
-            <w:tcW w:type="dxa" w:w="636"/>
-          </w:tcPr>
-          <w:p>
-            <w:pPr>
-              <w:spacing w:after="0"/>
-              <w:ind w:left="360"/>
-            </w:pPr>
-            <w:r>
-              <w:rPr>
-                <w:rFonts w:ascii="Adani" w:hAnsi="Adani" w:eastAsia="Adani" w:cs="Adani"/>
-                <w:b w:val="0"/>
-                <w:sz w:val="23"/>
-              </w:rPr>
-              <w:t>8</w:t>
-            </w:r>
-          </w:p>
-        </w:tc>
-        <w:tc>
-          <w:tcPr>
-            <w:tcW w:type="dxa" w:w="3864"/>
-          </w:tcPr>
-          <w:p>
-            <w:pPr>
-              <w:spacing w:after="0"/>
-              <w:jc w:val="both"/>
-            </w:pPr>
-            <w:r>
-              <w:rPr>
-                <w:rFonts w:ascii="Adani" w:hAnsi="Adani" w:eastAsia="Adani" w:cs="Adani"/>
-                <w:b w:val="0"/>
-                <w:sz w:val="23"/>
-              </w:rPr>
-              <w:t>ADANI GREEN ENERGY TWENTY SEVEN C LIMITED</w:t>
-            </w:r>
-          </w:p>
-        </w:tc>
-        <w:tc>
-          <w:tcPr>
-            <w:tcW w:type="dxa" w:w="2610"/>
-          </w:tcPr>
-          <w:p>
-            <w:pPr>
-              <w:spacing w:after="0"/>
-              <w:jc w:val="center"/>
-            </w:pPr>
-            <w:r>
-              <w:rPr>
-                <w:rFonts w:ascii="Adani" w:hAnsi="Adani" w:eastAsia="Adani" w:cs="Adani"/>
-                <w:b w:val="0"/>
-                <w:sz w:val="23"/>
-              </w:rPr>
-              <w:t>06/07/2020</w:t>
-            </w:r>
-          </w:p>
-        </w:tc>
-        <w:tc>
-          <w:tcPr>
-            <w:tcW w:type="dxa" w:w="2250"/>
-          </w:tcPr>
-          <w:p>
-            <w:pPr>
-              <w:spacing w:after="0"/>
-              <w:jc w:val="center"/>
-            </w:pPr>
-          </w:p>
-        </w:tc>
-      </w:tr>
-      <w:tr>
-        <w:tc>
-          <w:tcPr>
-            <w:tcW w:type="dxa" w:w="636"/>
-          </w:tcPr>
-          <w:p>
-            <w:pPr>
-              <w:spacing w:after="0"/>
-              <w:ind w:left="360"/>
-            </w:pPr>
-            <w:r>
-              <w:rPr>
-                <w:rFonts w:ascii="Adani" w:hAnsi="Adani" w:eastAsia="Adani" w:cs="Adani"/>
-                <w:b w:val="0"/>
-                <w:sz w:val="23"/>
-              </w:rPr>
-              <w:t>9</w:t>
-            </w:r>
-          </w:p>
-        </w:tc>
-        <w:tc>
-          <w:tcPr>
-            <w:tcW w:type="dxa" w:w="3864"/>
-          </w:tcPr>
-          <w:p>
-            <w:pPr>
-              <w:spacing w:after="0"/>
-              <w:jc w:val="both"/>
-            </w:pPr>
-            <w:r>
-              <w:rPr>
-                <w:rFonts w:ascii="Adani" w:hAnsi="Adani" w:eastAsia="Adani" w:cs="Adani"/>
-                <w:b w:val="0"/>
-                <w:sz w:val="23"/>
-              </w:rPr>
               <w:t>ADANI RENEWABLE POWER LLP</w:t>
             </w:r>
           </w:p>
@@ -951,7 +811,7 @@
                 <w:b w:val="0"/>
                 <w:sz w:val="23"/>
               </w:rPr>
-              <w:t>10</w:t>
+              <w:t>8</w:t>
             </w:r>
           </w:p>
         </w:tc>
@@ -1021,7 +881,77 @@
                 <w:b w:val="0"/>
                 <w:sz w:val="23"/>
               </w:rPr>
-              <w:t>11</w:t>
+              <w:t>9</w:t>
+            </w:r>
+          </w:p>
+        </w:tc>
+        <w:tc>
+          <w:tcPr>
+            <w:tcW w:type="dxa" w:w="3864"/>
+          </w:tcPr>
+          <w:p>
+            <w:pPr>
+              <w:spacing w:after="0"/>
+              <w:jc w:val="both"/>
+            </w:pPr>
+            <w:r>
+              <w:rPr>
+                <w:rFonts w:ascii="Adani" w:hAnsi="Adani" w:eastAsia="Adani" w:cs="Adani"/>
+                <w:b w:val="0"/>
+                <w:sz w:val="23"/>
+              </w:rPr>
+              <w:t>RAMNAD RENEWABLE ENERGY LIMITED</w:t>
+            </w:r>
+          </w:p>
+        </w:tc>
+        <w:tc>
+          <w:tcPr>
+            <w:tcW w:type="dxa" w:w="2610"/>
+          </w:tcPr>
+          <w:p>
+            <w:pPr>
+              <w:spacing w:after="0"/>
+              <w:jc w:val="center"/>
+            </w:pPr>
+            <w:r>
+              <w:rPr>
+                <w:rFonts w:ascii="Adani" w:hAnsi="Adani" w:eastAsia="Adani" w:cs="Adani"/>
+                <w:b w:val="0"/>
+                <w:sz w:val="23"/>
+              </w:rPr>
+              <w:t>10/06/2019</w:t>
+            </w:r>
+          </w:p>
+        </w:tc>
+        <w:tc>
+          <w:tcPr>
+            <w:tcW w:type="dxa" w:w="2250"/>
+          </w:tcPr>
+          <w:p>
+            <w:pPr>
+              <w:spacing w:after="0"/>
+              <w:jc w:val="center"/>
+            </w:pPr>
+          </w:p>
+        </w:tc>
+      </w:tr>
+      <w:tr>
+        <w:tc>
+          <w:tcPr>
+            <w:tcW w:type="dxa" w:w="636"/>
+          </w:tcPr>
+          <w:p>
+            <w:pPr>
+              <w:spacing w:after="0"/>
+              <w:ind w:left="360"/>
+            </w:pPr>
+            <w:r>
+              <w:rPr>
+                <w:rFonts w:ascii="Adani" w:hAnsi="Adani" w:eastAsia="Adani" w:cs="Adani"/>
+                <w:b w:val="0"/>
+                <w:sz w:val="23"/>
+              </w:rPr>
+              <w:t>10</w:t>
             </w:r>
           </w:p>
         </w:tc>
@@ -1091,7 +1021,7 @@
                 <w:b w:val="0"/>
                 <w:sz w:val="23"/>
               </w:rPr>
-              <w:t>12</w:t>
+              <w:t>11</w:t>
             </w:r>
           </w:p>
         </w:tc>
@@ -1110,7 +1040,7 @@
                 <w:b w:val="0"/>
                 <w:sz w:val="23"/>
               </w:rPr>
-              <w:t>ADANI RENEWABLE ENERGY (KA) LIMITED</w:t>
+              <w:t>KAMUTHI RENEWABLE ENERGY LIMITED</w:t>
             </w:r>
           </w:p>
         </w:tc>
@@ -1129,7 +1059,7 @@
                 <w:b w:val="0"/>
                 <w:sz w:val="23"/>
               </w:rPr>
-              <w:t>01/05/2018</w:t>
+              <w:t>10/06/2019</w:t>
             </w:r>
           </w:p>
         </w:tc>
@@ -1161,7 +1091,7 @@
                 <w:b w:val="0"/>
                 <w:sz w:val="23"/>
               </w:rPr>
-              <w:t>13</w:t>
+              <w:t>12</w:t>
             </w:r>
           </w:p>
         </w:tc>
@@ -1231,7 +1161,7 @@
                 <w:b w:val="0"/>
                 <w:sz w:val="23"/>
               </w:rPr>
-              <w:t>14</w:t>
+              <w:t>13</w:t>
             </w:r>
           </w:p>
         </w:tc>
@@ -1301,7 +1231,7 @@
                 <w:b w:val="0"/>
                 <w:sz w:val="23"/>
               </w:rPr>
-              <w:t>15</w:t>
+              <w:t>14</w:t>
             </w:r>
           </w:p>
         </w:tc>
@@ -1340,76 +1270,6 @@
                 <w:sz w:val="23"/>
               </w:rPr>
               <w:t>27/03/2015</w:t>
-            </w:r>
-          </w:p>
-        </w:tc>
-        <w:tc>
-          <w:tcPr>
-            <w:tcW w:type="dxa" w:w="2250"/>
-          </w:tcPr>
-          <w:p>
-            <w:pPr>
-              <w:spacing w:after="0"/>
-              <w:jc w:val="center"/>
-            </w:pPr>
-          </w:p>
-        </w:tc>
-      </w:tr>
-      <w:tr>
-        <w:tc>
-          <w:tcPr>
-            <w:tcW w:type="dxa" w:w="636"/>
-          </w:tcPr>
-          <w:p>
-            <w:pPr>
-              <w:spacing w:after="0"/>
-              <w:ind w:left="360"/>
-            </w:pPr>
-            <w:r>
-              <w:rPr>
-                <w:rFonts w:ascii="Adani" w:hAnsi="Adani" w:eastAsia="Adani" w:cs="Adani"/>
-                <w:b w:val="0"/>
-                <w:sz w:val="23"/>
-              </w:rPr>
-              <w:t>16</w:t>
-            </w:r>
-          </w:p>
-        </w:tc>
-        <w:tc>
-          <w:tcPr>
-            <w:tcW w:type="dxa" w:w="3864"/>
-          </w:tcPr>
-          <w:p>
-            <w:pPr>
-              <w:spacing w:after="0"/>
-              <w:jc w:val="both"/>
-            </w:pPr>
-            <w:r>
-              <w:rPr>
-                <w:rFonts w:ascii="Adani" w:hAnsi="Adani" w:eastAsia="Adani" w:cs="Adani"/>
-                <w:b w:val="0"/>
-                <w:sz w:val="23"/>
-              </w:rPr>
-              <w:t>PENCH THERMAL ENERGY (MP) LIMITED</w:t>
-            </w:r>
-          </w:p>
-        </w:tc>
-        <w:tc>
-          <w:tcPr>
-            <w:tcW w:type="dxa" w:w="2610"/>
-          </w:tcPr>
-          <w:p>
-            <w:pPr>
-              <w:spacing w:after="0"/>
-              <w:jc w:val="center"/>
-            </w:pPr>
-            <w:r>
-              <w:rPr>
-                <w:rFonts w:ascii="Adani" w:hAnsi="Adani" w:eastAsia="Adani" w:cs="Adani"/>
-                <w:b w:val="0"/>
-                <w:sz w:val="23"/>
-              </w:rPr>
-              <w:t>14/05/2014</w:t>
             </w:r>
           </w:p>
         </w:tc>
@@ -1525,7 +1385,7 @@
           <w:b w:val="0"/>
           <w:sz w:val="23"/>
         </w:rPr>
-        <w:t xml:space="preserve">Date: 07th May, 2026</w:t>
+        <w:t xml:space="preserve">Date: 15th May, 2026</w:t>
         <w:tab/>
       </w:r>
     </w:p>

--- a/Backend/Director_Disclosure/Output_Disclosures/2024-25/ADANI_GREEN_ENERGY_THIRTY_TWO_LIMITED/DIR-8/DIR8_Abhilash_Mehta_06860221.docx
+++ b/Backend/Director_Disclosure/Output_Disclosures/2024-25/ADANI_GREEN_ENERGY_THIRTY_TWO_LIMITED/DIR-8/DIR8_Abhilash_Mehta_06860221.docx
@@ -340,7 +340,7 @@
                 <w:b w:val="0"/>
                 <w:sz w:val="23"/>
               </w:rPr>
-              <w:t>ADANI GREEN ENERGY TWENTY FOUR C LIMITED</w:t>
+              <w:t>ADANI RENEWABLE ENERGY SIX LIMITED</w:t>
             </w:r>
           </w:p>
         </w:tc>
@@ -359,7 +359,7 @@
                 <w:b w:val="0"/>
                 <w:sz w:val="23"/>
               </w:rPr>
-              <w:t>04/12/2025</w:t>
+              <w:t>23/03/2026</w:t>
             </w:r>
           </w:p>
         </w:tc>
@@ -410,7 +410,7 @@
                 <w:b w:val="0"/>
                 <w:sz w:val="23"/>
               </w:rPr>
-              <w:t>ADANI RENEWABLE ENERGY FIFTY TWO LIMITED</w:t>
+              <w:t>ADANI GREEN ENERGY TWENTY FOUR C LIMITED</w:t>
             </w:r>
           </w:p>
         </w:tc>
@@ -429,7 +429,7 @@
                 <w:b w:val="0"/>
                 <w:sz w:val="23"/>
               </w:rPr>
-              <w:t>21/06/2025</w:t>
+              <w:t>04/12/2025</w:t>
             </w:r>
           </w:p>
         </w:tc>
@@ -550,7 +550,7 @@
                 <w:b w:val="0"/>
                 <w:sz w:val="23"/>
               </w:rPr>
-              <w:t>ADANI RENEWABLE ENERGY FIFTY THREE LIMITED</w:t>
+              <w:t>ADANI RENEWABLE ENERGY FIFTY TWO LIMITED</w:t>
             </w:r>
           </w:p>
         </w:tc>
@@ -569,7 +569,7 @@
                 <w:b w:val="0"/>
                 <w:sz w:val="23"/>
               </w:rPr>
-              <w:t>05/05/2025</w:t>
+              <w:t>21/06/2025</w:t>
             </w:r>
           </w:p>
         </w:tc>
@@ -620,7 +620,7 @@
                 <w:b w:val="0"/>
                 <w:sz w:val="23"/>
               </w:rPr>
-              <w:t>ADANI GREEN ENERGY THIRTY TWO LIMITED</w:t>
+              <w:t>ADANI RENEWABLE ENERGY FIFTY THREE LIMITED</w:t>
             </w:r>
           </w:p>
         </w:tc>
@@ -639,7 +639,7 @@
                 <w:b w:val="0"/>
                 <w:sz w:val="23"/>
               </w:rPr>
-              <w:t>04/03/2024</w:t>
+              <w:t>21/06/2025</w:t>
             </w:r>
           </w:p>
         </w:tc>
@@ -709,7 +709,7 @@
                 <w:b w:val="0"/>
                 <w:sz w:val="23"/>
               </w:rPr>
-              <w:t>17/08/2023</w:t>
+              <w:t>27/09/2024</w:t>
             </w:r>
           </w:p>
         </w:tc>
@@ -742,6 +742,146 @@
                 <w:sz w:val="23"/>
               </w:rPr>
               <w:t>7</w:t>
+            </w:r>
+          </w:p>
+        </w:tc>
+        <w:tc>
+          <w:tcPr>
+            <w:tcW w:type="dxa" w:w="3864"/>
+          </w:tcPr>
+          <w:p>
+            <w:pPr>
+              <w:spacing w:after="0"/>
+              <w:jc w:val="both"/>
+            </w:pPr>
+            <w:r>
+              <w:rPr>
+                <w:rFonts w:ascii="Adani" w:hAnsi="Adani" w:eastAsia="Adani" w:cs="Adani"/>
+                <w:b w:val="0"/>
+                <w:sz w:val="23"/>
+              </w:rPr>
+              <w:t>ADANI GREEN ENERGY THIRTY TWO LIMITED</w:t>
+            </w:r>
+          </w:p>
+        </w:tc>
+        <w:tc>
+          <w:tcPr>
+            <w:tcW w:type="dxa" w:w="2610"/>
+          </w:tcPr>
+          <w:p>
+            <w:pPr>
+              <w:spacing w:after="0"/>
+              <w:jc w:val="center"/>
+            </w:pPr>
+            <w:r>
+              <w:rPr>
+                <w:rFonts w:ascii="Adani" w:hAnsi="Adani" w:eastAsia="Adani" w:cs="Adani"/>
+                <w:b w:val="0"/>
+                <w:sz w:val="23"/>
+              </w:rPr>
+              <w:t>20/06/2024</w:t>
+            </w:r>
+          </w:p>
+        </w:tc>
+        <w:tc>
+          <w:tcPr>
+            <w:tcW w:type="dxa" w:w="2250"/>
+          </w:tcPr>
+          <w:p>
+            <w:pPr>
+              <w:spacing w:after="0"/>
+              <w:jc w:val="center"/>
+            </w:pPr>
+          </w:p>
+        </w:tc>
+      </w:tr>
+      <w:tr>
+        <w:tc>
+          <w:tcPr>
+            <w:tcW w:type="dxa" w:w="636"/>
+          </w:tcPr>
+          <w:p>
+            <w:pPr>
+              <w:spacing w:after="0"/>
+              <w:ind w:left="360"/>
+            </w:pPr>
+            <w:r>
+              <w:rPr>
+                <w:rFonts w:ascii="Adani" w:hAnsi="Adani" w:eastAsia="Adani" w:cs="Adani"/>
+                <w:b w:val="0"/>
+                <w:sz w:val="23"/>
+              </w:rPr>
+              <w:t>8</w:t>
+            </w:r>
+          </w:p>
+        </w:tc>
+        <w:tc>
+          <w:tcPr>
+            <w:tcW w:type="dxa" w:w="3864"/>
+          </w:tcPr>
+          <w:p>
+            <w:pPr>
+              <w:spacing w:after="0"/>
+              <w:jc w:val="both"/>
+            </w:pPr>
+            <w:r>
+              <w:rPr>
+                <w:rFonts w:ascii="Adani" w:hAnsi="Adani" w:eastAsia="Adani" w:cs="Adani"/>
+                <w:b w:val="0"/>
+                <w:sz w:val="23"/>
+              </w:rPr>
+              <w:t>ADANI RENEWABLE ENERGY HOLDING TWO LIMITED</w:t>
+            </w:r>
+          </w:p>
+        </w:tc>
+        <w:tc>
+          <w:tcPr>
+            <w:tcW w:type="dxa" w:w="2610"/>
+          </w:tcPr>
+          <w:p>
+            <w:pPr>
+              <w:spacing w:after="0"/>
+              <w:jc w:val="center"/>
+            </w:pPr>
+            <w:r>
+              <w:rPr>
+                <w:rFonts w:ascii="Adani" w:hAnsi="Adani" w:eastAsia="Adani" w:cs="Adani"/>
+                <w:b w:val="0"/>
+                <w:sz w:val="23"/>
+              </w:rPr>
+              <w:t>23/06/2020</w:t>
+            </w:r>
+          </w:p>
+        </w:tc>
+        <w:tc>
+          <w:tcPr>
+            <w:tcW w:type="dxa" w:w="2250"/>
+          </w:tcPr>
+          <w:p>
+            <w:pPr>
+              <w:spacing w:after="0"/>
+              <w:jc w:val="center"/>
+            </w:pPr>
+          </w:p>
+        </w:tc>
+      </w:tr>
+      <w:tr>
+        <w:tc>
+          <w:tcPr>
+            <w:tcW w:type="dxa" w:w="636"/>
+          </w:tcPr>
+          <w:p>
+            <w:pPr>
+              <w:spacing w:after="0"/>
+              <w:ind w:left="360"/>
+            </w:pPr>
+            <w:r>
+              <w:rPr>
+                <w:rFonts w:ascii="Adani" w:hAnsi="Adani" w:eastAsia="Adani" w:cs="Adani"/>
+                <w:b w:val="0"/>
+                <w:sz w:val="23"/>
+              </w:rPr>
+              <w:t>9</w:t>
             </w:r>
           </w:p>
         </w:tc>
@@ -811,287 +951,7 @@
                 <w:b w:val="0"/>
                 <w:sz w:val="23"/>
               </w:rPr>
-              <w:t>8</w:t>
-            </w:r>
-          </w:p>
-        </w:tc>
-        <w:tc>
-          <w:tcPr>
-            <w:tcW w:type="dxa" w:w="3864"/>
-          </w:tcPr>
-          <w:p>
-            <w:pPr>
-              <w:spacing w:after="0"/>
-              <w:jc w:val="both"/>
-            </w:pPr>
-            <w:r>
-              <w:rPr>
-                <w:rFonts w:ascii="Adani" w:hAnsi="Adani" w:eastAsia="Adani" w:cs="Adani"/>
-                <w:b w:val="0"/>
-                <w:sz w:val="23"/>
-              </w:rPr>
-              <w:t>ADANI RENEWABLE ENERGY HOLDING TWO LIMITED</w:t>
-            </w:r>
-          </w:p>
-        </w:tc>
-        <w:tc>
-          <w:tcPr>
-            <w:tcW w:type="dxa" w:w="2610"/>
-          </w:tcPr>
-          <w:p>
-            <w:pPr>
-              <w:spacing w:after="0"/>
-              <w:jc w:val="center"/>
-            </w:pPr>
-            <w:r>
-              <w:rPr>
-                <w:rFonts w:ascii="Adani" w:hAnsi="Adani" w:eastAsia="Adani" w:cs="Adani"/>
-                <w:b w:val="0"/>
-                <w:sz w:val="23"/>
-              </w:rPr>
-              <w:t>06/08/2019</w:t>
-            </w:r>
-          </w:p>
-        </w:tc>
-        <w:tc>
-          <w:tcPr>
-            <w:tcW w:type="dxa" w:w="2250"/>
-          </w:tcPr>
-          <w:p>
-            <w:pPr>
-              <w:spacing w:after="0"/>
-              <w:jc w:val="center"/>
-            </w:pPr>
-          </w:p>
-        </w:tc>
-      </w:tr>
-      <w:tr>
-        <w:tc>
-          <w:tcPr>
-            <w:tcW w:type="dxa" w:w="636"/>
-          </w:tcPr>
-          <w:p>
-            <w:pPr>
-              <w:spacing w:after="0"/>
-              <w:ind w:left="360"/>
-            </w:pPr>
-            <w:r>
-              <w:rPr>
-                <w:rFonts w:ascii="Adani" w:hAnsi="Adani" w:eastAsia="Adani" w:cs="Adani"/>
-                <w:b w:val="0"/>
-                <w:sz w:val="23"/>
-              </w:rPr>
-              <w:t>9</w:t>
-            </w:r>
-          </w:p>
-        </w:tc>
-        <w:tc>
-          <w:tcPr>
-            <w:tcW w:type="dxa" w:w="3864"/>
-          </w:tcPr>
-          <w:p>
-            <w:pPr>
-              <w:spacing w:after="0"/>
-              <w:jc w:val="both"/>
-            </w:pPr>
-            <w:r>
-              <w:rPr>
-                <w:rFonts w:ascii="Adani" w:hAnsi="Adani" w:eastAsia="Adani" w:cs="Adani"/>
-                <w:b w:val="0"/>
-                <w:sz w:val="23"/>
-              </w:rPr>
-              <w:t>RAMNAD RENEWABLE ENERGY LIMITED</w:t>
-            </w:r>
-          </w:p>
-        </w:tc>
-        <w:tc>
-          <w:tcPr>
-            <w:tcW w:type="dxa" w:w="2610"/>
-          </w:tcPr>
-          <w:p>
-            <w:pPr>
-              <w:spacing w:after="0"/>
-              <w:jc w:val="center"/>
-            </w:pPr>
-            <w:r>
-              <w:rPr>
-                <w:rFonts w:ascii="Adani" w:hAnsi="Adani" w:eastAsia="Adani" w:cs="Adani"/>
-                <w:b w:val="0"/>
-                <w:sz w:val="23"/>
-              </w:rPr>
-              <w:t>10/06/2019</w:t>
-            </w:r>
-          </w:p>
-        </w:tc>
-        <w:tc>
-          <w:tcPr>
-            <w:tcW w:type="dxa" w:w="2250"/>
-          </w:tcPr>
-          <w:p>
-            <w:pPr>
-              <w:spacing w:after="0"/>
-              <w:jc w:val="center"/>
-            </w:pPr>
-          </w:p>
-        </w:tc>
-      </w:tr>
-      <w:tr>
-        <w:tc>
-          <w:tcPr>
-            <w:tcW w:type="dxa" w:w="636"/>
-          </w:tcPr>
-          <w:p>
-            <w:pPr>
-              <w:spacing w:after="0"/>
-              <w:ind w:left="360"/>
-            </w:pPr>
-            <w:r>
-              <w:rPr>
-                <w:rFonts w:ascii="Adani" w:hAnsi="Adani" w:eastAsia="Adani" w:cs="Adani"/>
-                <w:b w:val="0"/>
-                <w:sz w:val="23"/>
-              </w:rPr>
               <w:t>10</w:t>
-            </w:r>
-          </w:p>
-        </w:tc>
-        <w:tc>
-          <w:tcPr>
-            <w:tcW w:type="dxa" w:w="3864"/>
-          </w:tcPr>
-          <w:p>
-            <w:pPr>
-              <w:spacing w:after="0"/>
-              <w:jc w:val="both"/>
-            </w:pPr>
-            <w:r>
-              <w:rPr>
-                <w:rFonts w:ascii="Adani" w:hAnsi="Adani" w:eastAsia="Adani" w:cs="Adani"/>
-                <w:b w:val="0"/>
-                <w:sz w:val="23"/>
-              </w:rPr>
-              <w:t>ADANI GREEN ENERGY (TAMILNADU) LIMITED</w:t>
-            </w:r>
-          </w:p>
-        </w:tc>
-        <w:tc>
-          <w:tcPr>
-            <w:tcW w:type="dxa" w:w="2610"/>
-          </w:tcPr>
-          <w:p>
-            <w:pPr>
-              <w:spacing w:after="0"/>
-              <w:jc w:val="center"/>
-            </w:pPr>
-            <w:r>
-              <w:rPr>
-                <w:rFonts w:ascii="Adani" w:hAnsi="Adani" w:eastAsia="Adani" w:cs="Adani"/>
-                <w:b w:val="0"/>
-                <w:sz w:val="23"/>
-              </w:rPr>
-              <w:t>10/06/2019</w:t>
-            </w:r>
-          </w:p>
-        </w:tc>
-        <w:tc>
-          <w:tcPr>
-            <w:tcW w:type="dxa" w:w="2250"/>
-          </w:tcPr>
-          <w:p>
-            <w:pPr>
-              <w:spacing w:after="0"/>
-              <w:jc w:val="center"/>
-            </w:pPr>
-          </w:p>
-        </w:tc>
-      </w:tr>
-      <w:tr>
-        <w:tc>
-          <w:tcPr>
-            <w:tcW w:type="dxa" w:w="636"/>
-          </w:tcPr>
-          <w:p>
-            <w:pPr>
-              <w:spacing w:after="0"/>
-              <w:ind w:left="360"/>
-            </w:pPr>
-            <w:r>
-              <w:rPr>
-                <w:rFonts w:ascii="Adani" w:hAnsi="Adani" w:eastAsia="Adani" w:cs="Adani"/>
-                <w:b w:val="0"/>
-                <w:sz w:val="23"/>
-              </w:rPr>
-              <w:t>11</w:t>
-            </w:r>
-          </w:p>
-        </w:tc>
-        <w:tc>
-          <w:tcPr>
-            <w:tcW w:type="dxa" w:w="3864"/>
-          </w:tcPr>
-          <w:p>
-            <w:pPr>
-              <w:spacing w:after="0"/>
-              <w:jc w:val="both"/>
-            </w:pPr>
-            <w:r>
-              <w:rPr>
-                <w:rFonts w:ascii="Adani" w:hAnsi="Adani" w:eastAsia="Adani" w:cs="Adani"/>
-                <w:b w:val="0"/>
-                <w:sz w:val="23"/>
-              </w:rPr>
-              <w:t>KAMUTHI RENEWABLE ENERGY LIMITED</w:t>
-            </w:r>
-          </w:p>
-        </w:tc>
-        <w:tc>
-          <w:tcPr>
-            <w:tcW w:type="dxa" w:w="2610"/>
-          </w:tcPr>
-          <w:p>
-            <w:pPr>
-              <w:spacing w:after="0"/>
-              <w:jc w:val="center"/>
-            </w:pPr>
-            <w:r>
-              <w:rPr>
-                <w:rFonts w:ascii="Adani" w:hAnsi="Adani" w:eastAsia="Adani" w:cs="Adani"/>
-                <w:b w:val="0"/>
-                <w:sz w:val="23"/>
-              </w:rPr>
-              <w:t>10/06/2019</w:t>
-            </w:r>
-          </w:p>
-        </w:tc>
-        <w:tc>
-          <w:tcPr>
-            <w:tcW w:type="dxa" w:w="2250"/>
-          </w:tcPr>
-          <w:p>
-            <w:pPr>
-              <w:spacing w:after="0"/>
-              <w:jc w:val="center"/>
-            </w:pPr>
-          </w:p>
-        </w:tc>
-      </w:tr>
-      <w:tr>
-        <w:tc>
-          <w:tcPr>
-            <w:tcW w:type="dxa" w:w="636"/>
-          </w:tcPr>
-          <w:p>
-            <w:pPr>
-              <w:spacing w:after="0"/>
-              <w:ind w:left="360"/>
-            </w:pPr>
-            <w:r>
-              <w:rPr>
-                <w:rFonts w:ascii="Adani" w:hAnsi="Adani" w:eastAsia="Adani" w:cs="Adani"/>
-                <w:b w:val="0"/>
-                <w:sz w:val="23"/>
-              </w:rPr>
-              <w:t>12</w:t>
             </w:r>
           </w:p>
         </w:tc>
@@ -1129,7 +989,7 @@
                 <w:b w:val="0"/>
                 <w:sz w:val="23"/>
               </w:rPr>
-              <w:t>17/03/2016</w:t>
+              <w:t>08/11/2017</w:t>
             </w:r>
           </w:p>
         </w:tc>
@@ -1161,7 +1021,7 @@
                 <w:b w:val="0"/>
                 <w:sz w:val="23"/>
               </w:rPr>
-              <w:t>13</w:t>
+              <w:t>11</w:t>
             </w:r>
           </w:p>
         </w:tc>
@@ -1231,7 +1091,7 @@
                 <w:b w:val="0"/>
                 <w:sz w:val="23"/>
               </w:rPr>
-              <w:t>14</w:t>
+              <w:t>12</w:t>
             </w:r>
           </w:p>
         </w:tc>
@@ -1385,7 +1245,7 @@
           <w:b w:val="0"/>
           <w:sz w:val="23"/>
         </w:rPr>
-        <w:t xml:space="preserve">Date: 15th May, 2026</w:t>
+        <w:t xml:space="preserve">Date: 08th June, 2026</w:t>
         <w:tab/>
       </w:r>
     </w:p>
